--- a/entregables/title_page.docx
+++ b/entregables/title_page.docx
@@ -748,7 +748,7 @@
         <w:pStyle w:val="FirstParagraph"/>
       </w:pPr>
       <w:r>
-        <w:t xml:space="preserve">La predicción operativa de incendios con aprendizaje automático sufre a menudo fugas espaciales y una transferibilidad limitada de los índices boreales a biomas subtropicales. Presentamos D2, un operador de objetivos computacional que separa formalmente la ignición primaria de la propagación táctica, y un marco de inferencia con gating y evaluación que hace explícitos la construcción del objetivo, el control de fuga y la comparación de modelos. D2 define la ignición como fuego en el día t sin fuego t-1 a menos de 25 km y sin fuego en la misma celda en los 10 días previos; la propagación se evalúa a menos de 25 km de un fuego t-1. Un gate biofísico elimina celdas-día no combustibles y húmedas. Un modelo híbrido LightGBM (M3) predice ignición sin insumos de fuego t-1, con M2 como fallback para celdas sin historia y M1 como baseline biofísico. En validación 2023, M3 alcanza ROC-AUC 0.7844/0.7628 (Chaco/Oriental), frente a 0.7817/0.7496 de M2; el baseline biofísico M1 se reporta en la Tabla S16 del suplemento. En bloques espaciales de desarrollo 2023, M2 es el más robusto (0.6773/0.7470) y M1 no supera a M2 en celdas sin historia, por lo que M1 se rechaza como fallback operativo (Tablas S8 y S16 del suplemento). En el test retrospectivo 2024–2025, M3 alcanza 0.8021/0.7534 frente a 0.5173/0.5564 del FWI canadiense y 0.5389/0.4990 del INPE; la propagación alcanza 0.9039/0.7859. La precisión poblacional de ignición es solo 0.082 %/0.198 %, por lo que el sistema es una herramienta de nowcast y priorización, no un sistema de alerta autónomo. El test 2024–2025 ya fue observado y se reporta como retrospectivo, no como ciego. La contribución computacional es el operador D2, la política de inferencia con gating y un arnés de evaluación reutilizable, publicado como software abierto; el aprendiz es una elección de implementación, no la novedad.</w:t>
+        <w:t xml:space="preserve">La predicción operativa de incendios con aprendizaje automático sufre a menudo fugas espaciales y una transferibilidad limitada de los índices boreales a biomas subtropicales. Presentamos D2, un operador de objetivos computacional que separa formalmente la ignición primaria de la propagación táctica, y un marco de inferencia con gating y evaluación que hace explícitos la construcción del objetivo, el control de fuga y la comparación de modelos. D2 define la ignición como fuego en el día t sin fuego t-1 a menos de 25 km y sin fuego en la misma celda en los 10 días previos; la propagación se evalúa a menos de 25 km de un fuego t-1. Un gate biofísico elimina celdas-día no combustibles y húmedas. Un modelo híbrido LightGBM (M3) predice ignición sin insumos de fuego t-1, con M2 como fallback para celdas sin historia y M1 como baseline biofísico. En validación 2023, M3 alcanza ROC-AUC 0.7844/0.7628 (Chaco/Oriental), frente a 0.7817/0.7496 de M2; el baseline biofísico M1 se reporta en la Tabla S16 del suplemento. En bloques espaciales de desarrollo 2023, M2 es el más robusto (0.6773/0.7470) y M1 no supera a M2 en celdas sin historia, por lo que M1 se rechaza como fallback operativo (Tablas S8 y S16 del suplemento). Un holdout independiente de bloques de confirmación 2023 retuvo a M2 como el mejor modelo (0.6871/0.6621), por delante de M3 (0.6757/0.6344) y M1 (0.6435/0.6388). En el test retrospectivo 2024–2025, M3 alcanza 0.8021/0.7534 frente a 0.5173/0.5564 del FWI canadiense y 0.5389/0.4990 del INPE; la propagación alcanza 0.9039/0.7859. La precisión poblacional de ignición es solo 0.082 %/0.198 %, por lo que el sistema es una herramienta de nowcast y priorización, no un sistema de alerta autónomo. El test 2024–2025 ya fue observado y se reporta como retrospectivo, no como ciego. La contribución computacional es el operador D2, la política de inferencia con gating y un arnés de evaluación reutilizable, publicado como software abierto; el aprendiz es una elección de implementación, no la novedad.</w:t>
       </w:r>
     </w:p>
     <w:p>
@@ -791,7 +791,7 @@
         <w:pStyle w:val="FirstParagraph"/>
       </w:pPr>
       <w:r>
-        <w:t xml:space="preserve">Wildfire machine learning often suffers from spatial leakage and from the limited transferability of boreal fire-weather indices to subtropical biomes. We introduce D2, a computational target operator that formally separates primary ignition from tactical propagation, and a gated inference and evaluation framework that makes target construction, leakage control and model comparison explicit. D2 defines ignition as fire at day t with no t-1 fire within 25 km and no same-cell fire in the previous 10 days; propagation is evaluated within 25 km of a t-1 fire. A biophysical gate removes non-combustible and wet cell-days. A hybrid LightGBM model (M3) predicts ignition without t-1 fire inputs, with M2 as the fallback for cells without history and M1 as a biophysical baseline. In 2023 validation, M3 reaches ROC-AUC 0.7844/0.7628 (Chaco/Oriental), versus 0.7817/0.7496 for M2; the M1 biophysical baseline is reported in Supplementary Table S16. In 2023 development spatial blocks, M2 is the most robust model (0.6773/0.7470), and M1 does not outperform M2 on cells without history, so M1 is rejected as an operational fallback (Supplementary Tables S8 and S16). On the retrospective 2024–2025 test, M3 reaches 0.8021/0.7534 versus 0.5173/0.5564 for full Canadian FWI and 0.5389/0.4990 for INPE; propagation reaches 0.9039/0.7859. Population-level ignition precision is only 0.082 %/0.198 %, so the system is a nowcast and prioritisation tool, not a stand-alone warning system. The 2024–2025 test was already observed and is reported as retrospective, not blind. The computational contribution is the D2 operator, the gated inference policy and a reusable evaluation harness released as open software; the learner is an implementation choice, not the novelty.</w:t>
+        <w:t xml:space="preserve">Wildfire machine learning often suffers from spatial leakage and from the limited transferability of boreal fire-weather indices to subtropical biomes. We introduce D2, a computational target operator that formally separates primary ignition from tactical propagation, and a gated inference and evaluation framework that makes target construction, leakage control and model comparison explicit. D2 defines ignition as fire at day t with no t-1 fire within 25 km and no same-cell fire in the previous 10 days; propagation is evaluated within 25 km of a t-1 fire. A biophysical gate removes non-combustible and wet cell-days. A hybrid LightGBM model (M3) predicts ignition without t-1 fire inputs, with M2 as the fallback for cells without history and M1 as a biophysical baseline. In 2023 validation, M3 reaches ROC-AUC 0.7844/0.7628 (Chaco/Oriental), versus 0.7817/0.7496 for M2; the M1 biophysical baseline is reported in Supplementary Table S16. In 2023 development spatial blocks, M2 is the most robust model (0.6773/0.7470), and M1 does not outperform M2 on cells without history, so M1 is rejected as an operational fallback (Supplementary Tables S8 and S16). An independent 2023 confirmation-block holdout retained M2 as the best model (0.6871/0.6621) over M3 (0.6757/0.6344) and M1 (0.6435/0.6388). On the retrospective 2024–2025 test, M3 reaches 0.8021/0.7534 versus 0.5173/0.5564 for full Canadian FWI and 0.5389/0.4990 for INPE; propagation reaches 0.9039/0.7859. Population-level ignition precision is only 0.082 %/0.198 %, so the system is a nowcast and prioritisation tool, not a stand-alone warning system. The 2024–2025 test was already observed and is reported as retrospective, not blind. The computational contribution is the D2 operator, the gated inference policy and a reusable evaluation harness released as open software; the learner is an implementation choice, not the novelty.</w:t>
       </w:r>
     </w:p>
     <w:p>

--- a/entregables/title_page.docx
+++ b/entregables/title_page.docx
@@ -23,7 +23,7 @@
         <w:pStyle w:val="Date"/>
       </w:pPr>
       <w:r>
-        <w:t xml:space="preserve">2026-10-27</w:t>
+        <w:t xml:space="preserve">2026-10-28</w:t>
       </w:r>
     </w:p>
     <w:bookmarkStart w:id="11" w:name="X91b8e933fbe09d3a75c28ccb4dc2bb04727a969"/>
@@ -1119,7 +1119,7 @@
         <w:t xml:space="preserve"> </w:t>
       </w:r>
       <w:r>
-        <w:t xml:space="preserve">2.0.0 (2026-10-27)</w:t>
+        <w:t xml:space="preserve">2.0.1 (2026-10-28)</w:t>
       </w:r>
     </w:p>
     <w:p>
@@ -1378,7 +1378,7 @@
         <w:t xml:space="preserve"> </w:t>
       </w:r>
       <w:r>
-        <w:t xml:space="preserve">y están disponibles en el release v2.0.0 de GitHub bajo licencia CC BY 4.0, además del DOI conceptual de datos (</w:t>
+        <w:t xml:space="preserve">y están disponibles en el release v2.0.1 de GitHub bajo licencia CC BY 4.0, además del DOI conceptual de datos (</w:t>
       </w:r>
       <w:hyperlink r:id="rId24">
         <w:r>

--- a/entregables/title_page.docx
+++ b/entregables/title_page.docx
@@ -7,7 +7,7 @@
         <w:pStyle w:val="Title"/>
       </w:pPr>
       <w:r>
-        <w:t xml:space="preserve">Title Page / Portada de Identificación</w:t>
+        <w:t xml:space="preserve">Title Page</w:t>
       </w:r>
     </w:p>
     <w:p>
@@ -26,7 +26,7 @@
         <w:t xml:space="preserve">2026-10-28</w:t>
       </w:r>
     </w:p>
-    <w:bookmarkStart w:id="11" w:name="X91b8e933fbe09d3a75c28ccb4dc2bb04727a969"/>
+    <w:bookmarkStart w:id="9" w:name="X91b8e933fbe09d3a75c28ccb4dc2bb04727a969"/>
     <w:p>
       <w:pPr>
         <w:pStyle w:val="Heading1"/>
@@ -110,7 +110,7 @@
           <w:i/>
           <w:iCs/>
         </w:rPr>
-        <w:t xml:space="preserve">A Reproducible Computational Framework for Decoupled Wildfire Ignition and Propagation Benchmarking in the Gran Chaco (2018–2025)</w:t>
+        <w:t xml:space="preserve">A reproducible computational framework for decoupled wildfire ignition and propagation benchmarking in the Gran Chaco (2018–2025)</w:t>
       </w:r>
     </w:p>
     <w:p>
@@ -136,7 +136,7 @@
           <w:i/>
           <w:iCs/>
         </w:rPr>
-        <w:t xml:space="preserve">D2 Targets, M3/M2 Inference and an Open Benchmark Against Canadian FWI and INPE</w:t>
+        <w:t xml:space="preserve">D2 targets, M3/M2 inference and an open benchmark against Canadian FWI and INPE</w:t>
       </w:r>
     </w:p>
     <w:p>
@@ -302,60 +302,6 @@
       <w:r>
         <w:t xml:space="preserve">(Metodología Computacional y Algorítmica en Geociencias)</w:t>
       </w:r>
-    </w:p>
-    <w:p>
-      <w:pPr>
-        <w:pStyle w:val="Compact"/>
-        <w:numPr>
-          <w:ilvl w:val="0"/>
-          <w:numId w:val="1001"/>
-        </w:numPr>
-      </w:pPr>
-      <w:r>
-        <w:rPr>
-          <w:b/>
-          <w:bCs/>
-        </w:rPr>
-        <w:t xml:space="preserve">Manuscrito en HTML / Manuscript in HTML:</w:t>
-      </w:r>
-      <w:r>
-        <w:br/>
-      </w:r>
-      <w:hyperlink r:id="rId9">
-        <w:r>
-          <w:rPr>
-            <w:rStyle w:val="Hyperlink"/>
-          </w:rPr>
-          <w:t xml:space="preserve">Abrir el manuscrito en HTML</w:t>
-        </w:r>
-      </w:hyperlink>
-    </w:p>
-    <w:p>
-      <w:pPr>
-        <w:pStyle w:val="Compact"/>
-        <w:numPr>
-          <w:ilvl w:val="0"/>
-          <w:numId w:val="1001"/>
-        </w:numPr>
-      </w:pPr>
-      <w:r>
-        <w:rPr>
-          <w:b/>
-          <w:bCs/>
-        </w:rPr>
-        <w:t xml:space="preserve">Material Suplementario en HTML / Supplementary Material in HTML:</w:t>
-      </w:r>
-      <w:r>
-        <w:br/>
-      </w:r>
-      <w:hyperlink r:id="rId10">
-        <w:r>
-          <w:rPr>
-            <w:rStyle w:val="Hyperlink"/>
-          </w:rPr>
-          <w:t xml:space="preserve">Abrir el material suplementario</w:t>
-        </w:r>
-      </w:hyperlink>
     </w:p>
     <w:p>
       <w:r>
@@ -364,8 +310,8 @@
         </w:pict>
       </w:r>
     </w:p>
-    <w:bookmarkEnd w:id="11"/>
-    <w:bookmarkStart w:id="13" w:name="Xfb8a93190f39b9b145f294f58bd1a7ddd9c53de"/>
+    <w:bookmarkEnd w:id="9"/>
+    <w:bookmarkStart w:id="11" w:name="Xfb8a93190f39b9b145f294f58bd1a7ddd9c53de"/>
     <w:p>
       <w:pPr>
         <w:pStyle w:val="Heading1"/>
@@ -387,7 +333,7 @@
           <w:b/>
           <w:bCs/>
         </w:rPr>
-        <w:t xml:space="preserve">Autor:</w:t>
+        <w:t xml:space="preserve">Autor / Corresponding author:</w:t>
       </w:r>
       <w:r>
         <w:br/>
@@ -429,12 +375,62 @@
           <w:b/>
           <w:bCs/>
         </w:rPr>
+        <w:t xml:space="preserve">Dirección postal / Postal address:</w:t>
+      </w:r>
+      <w:r>
+        <w:t xml:space="preserve"> </w:t>
+      </w:r>
+      <w:r>
+        <w:t xml:space="preserve">Asunción, Paraguay</w:t>
+      </w:r>
+      <w:r>
+        <w:br/>
+      </w:r>
+    </w:p>
+    <w:p>
+      <w:pPr>
+        <w:pStyle w:val="Compact"/>
+        <w:numPr>
+          <w:ilvl w:val="1"/>
+          <w:numId w:val="1003"/>
+        </w:numPr>
+      </w:pPr>
+      <w:r>
+        <w:rPr>
+          <w:b/>
+          <w:bCs/>
+        </w:rPr>
+        <w:t xml:space="preserve">Teléfono / Telephone:</w:t>
+      </w:r>
+      <w:r>
+        <w:t xml:space="preserve"> </w:t>
+      </w:r>
+      <w:r>
+        <w:t xml:space="preserve">+595 971 907 727</w:t>
+      </w:r>
+      <w:r>
+        <w:br/>
+      </w:r>
+    </w:p>
+    <w:p>
+      <w:pPr>
+        <w:pStyle w:val="Compact"/>
+        <w:numPr>
+          <w:ilvl w:val="1"/>
+          <w:numId w:val="1003"/>
+        </w:numPr>
+      </w:pPr>
+      <w:r>
+        <w:rPr>
+          <w:b/>
+          <w:bCs/>
+        </w:rPr>
         <w:t xml:space="preserve">ORCID:</w:t>
       </w:r>
       <w:r>
         <w:t xml:space="preserve"> </w:t>
       </w:r>
-      <w:hyperlink r:id="rId12">
+      <w:hyperlink r:id="rId10">
         <w:r>
           <w:rPr>
             <w:rStyle w:val="Hyperlink"/>
@@ -503,8 +499,8 @@
         </w:pict>
       </w:r>
     </w:p>
-    <w:bookmarkEnd w:id="13"/>
-    <w:bookmarkStart w:id="14" w:name="X8ab1327f2b895b77afb78b769bce3bafbc6d551"/>
+    <w:bookmarkEnd w:id="11"/>
+    <w:bookmarkStart w:id="12" w:name="X8ab1327f2b895b77afb78b769bce3bafbc6d551"/>
     <w:p>
       <w:pPr>
         <w:pStyle w:val="Heading1"/>
@@ -582,7 +578,7 @@
           <w:b/>
           <w:bCs/>
         </w:rPr>
-        <w:t xml:space="preserve">M3 beats full Canadian FWI and INPE under the same retrospective D2 test.</w:t>
+        <w:t xml:space="preserve">M3 outperforms full Canadian FWI and INPE under the same retrospective D2 test.</w:t>
       </w:r>
       <w:r>
         <w:t xml:space="preserve"> </w:t>
@@ -642,8 +638,8 @@
         </w:pict>
       </w:r>
     </w:p>
-    <w:bookmarkEnd w:id="14"/>
-    <w:bookmarkStart w:id="18" w:name="resumen-gráfico-graphical-abstract"/>
+    <w:bookmarkEnd w:id="12"/>
+    <w:bookmarkStart w:id="16" w:name="resumen-gráfico-graphical-abstract"/>
     <w:p>
       <w:pPr>
         <w:pStyle w:val="Heading1"/>
@@ -661,18 +657,18 @@
           <wp:inline>
             <wp:extent cx="5334000" cy="2116996"/>
             <wp:effectExtent b="0" l="0" r="0" t="0"/>
-            <wp:docPr descr="" title="" id="16" name="Picture"/>
+            <wp:docPr descr="" title="" id="14" name="Picture"/>
             <a:graphic>
               <a:graphicData uri="http://schemas.openxmlformats.org/drawingml/2006/picture">
                 <pic:pic>
                   <pic:nvPicPr>
-                    <pic:cNvPr descr="figuras/graphical_abstract.png" id="17" name="Picture"/>
+                    <pic:cNvPr descr="figuras/graphical_abstract.png" id="15" name="Picture"/>
                     <pic:cNvPicPr>
                       <a:picLocks noChangeArrowheads="1" noChangeAspect="1"/>
                     </pic:cNvPicPr>
                   </pic:nvPicPr>
                   <pic:blipFill>
-                    <a:blip r:embed="rId15"/>
+                    <a:blip r:embed="rId13"/>
                     <a:stretch>
                       <a:fillRect/>
                     </a:stretch>
@@ -724,8 +720,8 @@
         </w:pict>
       </w:r>
     </w:p>
-    <w:bookmarkEnd w:id="18"/>
-    <w:bookmarkStart w:id="21" w:name="resumen-abstract-keywords"/>
+    <w:bookmarkEnd w:id="16"/>
+    <w:bookmarkStart w:id="19" w:name="resumen-abstract-keywords"/>
     <w:p>
       <w:pPr>
         <w:pStyle w:val="Heading1"/>
@@ -734,7 +730,7 @@
         <w:t xml:space="preserve">5. Resumen / Abstract &amp; Keywords</w:t>
       </w:r>
     </w:p>
-    <w:bookmarkStart w:id="19" w:name="resumen-español"/>
+    <w:bookmarkStart w:id="17" w:name="resumen-español"/>
     <w:p>
       <w:pPr>
         <w:pStyle w:val="Heading3"/>
@@ -776,8 +772,8 @@
         </w:pict>
       </w:r>
     </w:p>
-    <w:bookmarkEnd w:id="19"/>
-    <w:bookmarkStart w:id="20" w:name="abstract-english"/>
+    <w:bookmarkEnd w:id="17"/>
+    <w:bookmarkStart w:id="18" w:name="abstract-english"/>
     <w:p>
       <w:pPr>
         <w:pStyle w:val="Heading3"/>
@@ -819,9 +815,9 @@
         </w:pict>
       </w:r>
     </w:p>
-    <w:bookmarkEnd w:id="20"/>
-    <w:bookmarkEnd w:id="21"/>
-    <w:bookmarkStart w:id="34" w:name="Xc3df9541fd9aa2ebc242b360f3fcbbede422e9d"/>
+    <w:bookmarkEnd w:id="18"/>
+    <w:bookmarkEnd w:id="19"/>
+    <w:bookmarkStart w:id="32" w:name="Xc3df9541fd9aa2ebc242b360f3fcbbede422e9d"/>
     <w:p>
       <w:pPr>
         <w:pStyle w:val="Heading1"/>
@@ -830,7 +826,7 @@
         <w:t xml:space="preserve">6. Declaraciones Obligatorias de Elsevier / Declarations</w:t>
       </w:r>
     </w:p>
-    <w:bookmarkStart w:id="25" w:name="X70f8decb7765084b7f9d2e73c83f15df9b20afc"/>
+    <w:bookmarkStart w:id="23" w:name="X70f8decb7765084b7f9d2e73c83f15df9b20afc"/>
     <w:p>
       <w:pPr>
         <w:pStyle w:val="Heading3"/>
@@ -1091,7 +1087,7 @@
       <w:r>
         <w:t xml:space="preserve"> </w:t>
       </w:r>
-      <w:hyperlink r:id="rId22">
+      <w:hyperlink r:id="rId20">
         <w:r>
           <w:rPr>
             <w:rStyle w:val="Hyperlink"/>
@@ -1140,7 +1136,7 @@
       <w:r>
         <w:t xml:space="preserve"> </w:t>
       </w:r>
-      <w:hyperlink r:id="rId23">
+      <w:hyperlink r:id="rId21">
         <w:r>
           <w:rPr>
             <w:rStyle w:val="Hyperlink"/>
@@ -1167,7 +1163,7 @@
       <w:r>
         <w:t xml:space="preserve"> </w:t>
       </w:r>
-      <w:hyperlink r:id="rId24">
+      <w:hyperlink r:id="rId22">
         <w:r>
           <w:rPr>
             <w:rStyle w:val="Hyperlink"/>
@@ -1176,8 +1172,8 @@
         </w:r>
       </w:hyperlink>
     </w:p>
-    <w:bookmarkEnd w:id="25"/>
-    <w:bookmarkStart w:id="30" w:name="X2e6a9152266b96449fe18b3a1b6306101b90c46"/>
+    <w:bookmarkEnd w:id="23"/>
+    <w:bookmarkStart w:id="28" w:name="X2e6a9152266b96449fe18b3a1b6306101b90c46"/>
     <w:p>
       <w:pPr>
         <w:pStyle w:val="Heading3"/>
@@ -1218,7 +1214,7 @@
       <w:r>
         <w:t xml:space="preserve"> </w:t>
       </w:r>
-      <w:hyperlink r:id="rId26">
+      <w:hyperlink r:id="rId24">
         <w:r>
           <w:rPr>
             <w:rStyle w:val="Hyperlink"/>
@@ -1251,7 +1247,7 @@
       <w:r>
         <w:t xml:space="preserve">Copernicus Climate Data Store (CDS) ERA5-Land reanalysis (</w:t>
       </w:r>
-      <w:hyperlink r:id="rId27">
+      <w:hyperlink r:id="rId25">
         <w:r>
           <w:rPr>
             <w:rStyle w:val="Hyperlink"/>
@@ -1315,7 +1311,7 @@
       <w:r>
         <w:t xml:space="preserve">Hansen Global Forest Change GFC-2025 v1.13 (</w:t>
       </w:r>
-      <w:hyperlink r:id="rId28">
+      <w:hyperlink r:id="rId26">
         <w:r>
           <w:rPr>
             <w:rStyle w:val="Hyperlink"/>
@@ -1348,7 +1344,7 @@
       <w:r>
         <w:t xml:space="preserve">Marco geoBoundaries ADM0 y ADM1 (</w:t>
       </w:r>
-      <w:hyperlink r:id="rId29">
+      <w:hyperlink r:id="rId27">
         <w:r>
           <w:rPr>
             <w:rStyle w:val="Hyperlink"/>
@@ -1380,7 +1376,7 @@
       <w:r>
         <w:t xml:space="preserve">y están disponibles en el release v2.0.1 de GitHub bajo licencia CC BY 4.0, además del DOI conceptual de datos (</w:t>
       </w:r>
-      <w:hyperlink r:id="rId24">
+      <w:hyperlink r:id="rId22">
         <w:r>
           <w:rPr>
             <w:rStyle w:val="Hyperlink"/>
@@ -1392,44 +1388,44 @@
         <w:t xml:space="preserve">).</w:t>
       </w:r>
     </w:p>
+    <w:bookmarkEnd w:id="28"/>
+    <w:bookmarkStart w:id="29" w:name="c.-financiamiento-funding"/>
+    <w:p>
+      <w:pPr>
+        <w:pStyle w:val="Heading3"/>
+      </w:pPr>
+      <w:r>
+        <w:t xml:space="preserve">C. Financiamiento / Funding</w:t>
+      </w:r>
+    </w:p>
+    <w:p>
+      <w:pPr>
+        <w:pStyle w:val="FirstParagraph"/>
+      </w:pPr>
+      <w:r>
+        <w:t xml:space="preserve">Esta investigación fue realizada como un desarrollo de investigación independiente y de acceso abierto autofinanciado por el autor. No se recibieron subvenciones específicas de organismos del sector público, comercial o sin fines de lucro.</w:t>
+      </w:r>
+    </w:p>
+    <w:bookmarkEnd w:id="29"/>
+    <w:bookmarkStart w:id="30" w:name="Xae657ab1a92bd8f09f57de06fc35a8d594aaeca"/>
+    <w:p>
+      <w:pPr>
+        <w:pStyle w:val="Heading3"/>
+      </w:pPr>
+      <w:r>
+        <w:t xml:space="preserve">D. Conflicto de Intereses / Competing Interests</w:t>
+      </w:r>
+    </w:p>
+    <w:p>
+      <w:pPr>
+        <w:pStyle w:val="FirstParagraph"/>
+      </w:pPr>
+      <w:r>
+        <w:t xml:space="preserve">El autor declara que no existen conflictos de interés financieros, institucionales ni personales que hayan podido influir en el diseño, análisis, interpretación o presentación de los resultados expuestos en este manuscrito.</w:t>
+      </w:r>
+    </w:p>
     <w:bookmarkEnd w:id="30"/>
-    <w:bookmarkStart w:id="31" w:name="c.-financiamiento-funding"/>
-    <w:p>
-      <w:pPr>
-        <w:pStyle w:val="Heading3"/>
-      </w:pPr>
-      <w:r>
-        <w:t xml:space="preserve">C. Financiamiento / Funding</w:t>
-      </w:r>
-    </w:p>
-    <w:p>
-      <w:pPr>
-        <w:pStyle w:val="FirstParagraph"/>
-      </w:pPr>
-      <w:r>
-        <w:t xml:space="preserve">Esta investigación fue realizada como un desarrollo de investigación independiente y de acceso abierto autofinanciado por el autor. No se recibieron subvenciones específicas de organismos del sector público, comercial o sin fines de lucro.</w:t>
-      </w:r>
-    </w:p>
-    <w:bookmarkEnd w:id="31"/>
-    <w:bookmarkStart w:id="32" w:name="Xae657ab1a92bd8f09f57de06fc35a8d594aaeca"/>
-    <w:p>
-      <w:pPr>
-        <w:pStyle w:val="Heading3"/>
-      </w:pPr>
-      <w:r>
-        <w:t xml:space="preserve">D. Conflicto de Intereses / Competing Interests</w:t>
-      </w:r>
-    </w:p>
-    <w:p>
-      <w:pPr>
-        <w:pStyle w:val="FirstParagraph"/>
-      </w:pPr>
-      <w:r>
-        <w:t xml:space="preserve">El autor declara que no existen conflictos de interés financieros, institucionales ni personales que hayan podido influir en el diseño, análisis, interpretación o presentación de los resultados expuestos en este manuscrito.</w:t>
-      </w:r>
-    </w:p>
-    <w:bookmarkEnd w:id="32"/>
-    <w:bookmarkStart w:id="33" w:name="X165867c682dba5cbdd9d30e774da206830c2fdb"/>
+    <w:bookmarkStart w:id="31" w:name="X165867c682dba5cbdd9d30e774da206830c2fdb"/>
     <w:p>
       <w:pPr>
         <w:pStyle w:val="Heading3"/>
@@ -1460,8 +1456,8 @@
         <w:t xml:space="preserve">Conceptualización, Metodología, Software, Validación, Análisis Formal, Investigación, Recursos, Curación de Datos, Redacción - Borrador Original, Redacción - Revisión y Edición, Visualización, Supervisión y Administración del Proyecto.</w:t>
       </w:r>
     </w:p>
-    <w:bookmarkEnd w:id="33"/>
-    <w:bookmarkEnd w:id="34"/>
+    <w:bookmarkEnd w:id="31"/>
+    <w:bookmarkEnd w:id="32"/>
     <w:sectPr>
       <w:footnotePr>
         <w:numRestart w:val="eachSect"/>

--- a/entregables/title_page.docx
+++ b/entregables/title_page.docx
@@ -744,7 +744,62 @@
         <w:pStyle w:val="FirstParagraph"/>
       </w:pPr>
       <w:r>
-        <w:t xml:space="preserve">La predicción operativa de incendios con aprendizaje automático sufre a menudo fugas espaciales y una transferibilidad limitada de los índices boreales a biomas subtropicales. Presentamos D2, un operador de objetivos computacional que separa formalmente la ignición primaria de la propagación táctica, y un marco de inferencia con gating y evaluación que hace explícitos la construcción del objetivo, el control de fuga y la comparación de modelos. D2 define la ignición como fuego en el día t sin fuego t-1 a menos de 25 km y sin fuego en la misma celda en los 10 días previos; la propagación se evalúa a menos de 25 km de un fuego t-1. Un gate biofísico elimina celdas-día no combustibles y húmedas. Un modelo híbrido LightGBM (M3) predice ignición sin insumos de fuego t-1, con M2 como fallback para celdas sin historia y M1 como baseline biofísico. En validación 2023, M3 alcanza ROC-AUC 0.7844/0.7628 (Chaco/Oriental), frente a 0.7817/0.7496 de M2; el baseline biofísico M1 se reporta en la Tabla S16 del suplemento. En bloques espaciales de desarrollo 2023, M2 es el más robusto (0.6773/0.7470) y M1 no supera a M2 en celdas sin historia, por lo que M1 se rechaza como fallback operativo (Tablas S8 y S16 del suplemento). Un holdout independiente de bloques de confirmación 2023 retuvo a M2 como el mejor modelo (0.6871/0.6621), por delante de M3 (0.6757/0.6344) y M1 (0.6435/0.6388). En el test retrospectivo 2024–2025, M3 alcanza 0.8021/0.7534 frente a 0.5173/0.5564 del FWI canadiense y 0.5389/0.4990 del INPE; la propagación alcanza 0.9039/0.7859. La precisión poblacional de ignición es solo 0.082 %/0.198 %, por lo que el sistema es una herramienta de nowcast y priorización, no un sistema de alerta autónomo. El test 2024–2025 ya fue observado y se reporta como retrospectivo, no como ciego. La contribución computacional es el operador D2, la política de inferencia con gating y un arnés de evaluación reutilizable, publicado como software abierto; el aprendiz es una elección de implementación, no la novedad.</w:t>
+        <w:t xml:space="preserve">La predicción de incendios con aprendizaje automático sufre a menudo fugas espaciales y una transferibilidad limitada de los índices boreales a biomas subtropicales. Presentamos D2, un operador de objetivos computacional que separa formalmente la ignición primaria de la propagación táctica, y un marco de inferencia con gating y evaluación que hace explícitos la construcción del objetivo, el control de fuga y la comparación de modelos. D2 define la ignición como fuego en el día</w:t>
+      </w:r>
+      <w:r>
+        <w:t xml:space="preserve"> </w:t>
+      </w:r>
+      <w:r>
+        <w:rPr>
+          <w:i/>
+          <w:iCs/>
+        </w:rPr>
+        <w:t xml:space="preserve">t</w:t>
+      </w:r>
+      <w:r>
+        <w:t xml:space="preserve"> </w:t>
+      </w:r>
+      <w:r>
+        <w:t xml:space="preserve">sin fuego a menos de 25 km en el día</w:t>
+      </w:r>
+      <w:r>
+        <w:t xml:space="preserve"> </w:t>
+      </w:r>
+      <w:r>
+        <w:rPr>
+          <w:i/>
+          <w:iCs/>
+        </w:rPr>
+        <w:t xml:space="preserve">t</w:t>
+      </w:r>
+      <w:r>
+        <w:t xml:space="preserve">−1 y sin fuego en la misma celda en los 10 días previos; la propagación se evalúa a menos de 25 km de un fuego del día</w:t>
+      </w:r>
+      <w:r>
+        <w:t xml:space="preserve"> </w:t>
+      </w:r>
+      <w:r>
+        <w:rPr>
+          <w:i/>
+          <w:iCs/>
+        </w:rPr>
+        <w:t xml:space="preserve">t</w:t>
+      </w:r>
+      <w:r>
+        <w:t xml:space="preserve">−1. Un gate biofísico elimina celdas-día no combustibles y húmedas. Un modelo híbrido LightGBM (M3) predice ignición sin insumos de fuego del día</w:t>
+      </w:r>
+      <w:r>
+        <w:t xml:space="preserve"> </w:t>
+      </w:r>
+      <w:r>
+        <w:rPr>
+          <w:i/>
+          <w:iCs/>
+        </w:rPr>
+        <w:t xml:space="preserve">t</w:t>
+      </w:r>
+      <w:r>
+        <w:t xml:space="preserve">−1, con M2 como fallback para celdas sin historia y M1 como baseline biofísico. En validación 2023, M3 alcanza ROC-AUC 0.7844/0.7628 (Chaco/Oriental) frente a 0.7817/0.7496 de M2. En bloques espaciales de desarrollo 2023, M2 es el más robusto (0.6773/0.7470) y M1 no supera a M2 en celdas sin historia. Un holdout independiente de confirmación retuvo a M2 como el mejor modelo espacial (0.6871/0.6621). En el test retrospectivo 2024–2025, M3 alcanza 0.8021/0.7534 frente a 0.5173/0.5564 del Canadian Forest Fire Weather Index (FWI) y 0.5389/0.4990 del INPE Risco de Fogo; la propagación alcanza 0.9039/0.7859. La precisión poblacional de ignición es 0.082 %/0.198 %, lo que confirma que el sistema es una herramienta de nowcast y priorización, no un sistema de alerta autónomo. La contribución computacional reside en el operador D2, la política de inferencia con gating y el arnés de evaluación abierto, publicado como software reproducible.</w:t>
       </w:r>
     </w:p>
     <w:p>
@@ -787,7 +842,62 @@
         <w:pStyle w:val="FirstParagraph"/>
       </w:pPr>
       <w:r>
-        <w:t xml:space="preserve">Wildfire machine learning often suffers from spatial leakage and from the limited transferability of boreal fire-weather indices to subtropical biomes. We introduce D2, a computational target operator that formally separates primary ignition from tactical propagation, and a gated inference and evaluation framework that makes target construction, leakage control and model comparison explicit. D2 defines ignition as fire at day t with no t-1 fire within 25 km and no same-cell fire in the previous 10 days; propagation is evaluated within 25 km of a t-1 fire. A biophysical gate removes non-combustible and wet cell-days. A hybrid LightGBM model (M3) predicts ignition without t-1 fire inputs, with M2 as the fallback for cells without history and M1 as a biophysical baseline. In 2023 validation, M3 reaches ROC-AUC 0.7844/0.7628 (Chaco/Oriental), versus 0.7817/0.7496 for M2; the M1 biophysical baseline is reported in Supplementary Table S16. In 2023 development spatial blocks, M2 is the most robust model (0.6773/0.7470), and M1 does not outperform M2 on cells without history, so M1 is rejected as an operational fallback (Supplementary Tables S8 and S16). An independent 2023 confirmation-block holdout retained M2 as the best model (0.6871/0.6621) over M3 (0.6757/0.6344) and M1 (0.6435/0.6388). On the retrospective 2024–2025 test, M3 reaches 0.8021/0.7534 versus 0.5173/0.5564 for full Canadian FWI and 0.5389/0.4990 for INPE; propagation reaches 0.9039/0.7859. Population-level ignition precision is only 0.082 %/0.198 %, so the system is a nowcast and prioritisation tool, not a stand-alone warning system. The 2024–2025 test was already observed and is reported as retrospective, not blind. The computational contribution is the D2 operator, the gated inference policy and a reusable evaluation harness released as open software; the learner is an implementation choice, not the novelty.</w:t>
+        <w:t xml:space="preserve">Wildfire machine learning often suffers from spatial leakage and the limited transferability of boreal fire-weather indices to subtropical biomes. We introduce D2, a computational target operator that formally separates primary ignition from tactical propagation, and a gated inference and evaluation framework that makes target construction, leakage control and model comparison explicit. D2 defines ignition as fire on day</w:t>
+      </w:r>
+      <w:r>
+        <w:t xml:space="preserve"> </w:t>
+      </w:r>
+      <w:r>
+        <w:rPr>
+          <w:i/>
+          <w:iCs/>
+        </w:rPr>
+        <w:t xml:space="preserve">t</w:t>
+      </w:r>
+      <w:r>
+        <w:t xml:space="preserve"> </w:t>
+      </w:r>
+      <w:r>
+        <w:t xml:space="preserve">with no fire within 25 km on day</w:t>
+      </w:r>
+      <w:r>
+        <w:t xml:space="preserve"> </w:t>
+      </w:r>
+      <w:r>
+        <w:rPr>
+          <w:i/>
+          <w:iCs/>
+        </w:rPr>
+        <w:t xml:space="preserve">t</w:t>
+      </w:r>
+      <w:r>
+        <w:t xml:space="preserve">−1 and no same-cell fire in the previous 10 days; propagation is evaluated within 25 km of a day</w:t>
+      </w:r>
+      <w:r>
+        <w:t xml:space="preserve"> </w:t>
+      </w:r>
+      <w:r>
+        <w:rPr>
+          <w:i/>
+          <w:iCs/>
+        </w:rPr>
+        <w:t xml:space="preserve">t</w:t>
+      </w:r>
+      <w:r>
+        <w:t xml:space="preserve">−1 fire. A biophysical gate removes non-combustible and wet cell-days. A hybrid LightGBM model (M3) predicts ignition without day</w:t>
+      </w:r>
+      <w:r>
+        <w:t xml:space="preserve"> </w:t>
+      </w:r>
+      <w:r>
+        <w:rPr>
+          <w:i/>
+          <w:iCs/>
+        </w:rPr>
+        <w:t xml:space="preserve">t</w:t>
+      </w:r>
+      <w:r>
+        <w:t xml:space="preserve">−1 fire inputs, using M2 as a fallback for cells without history and M1 as a biophysical baseline. On 2023 validation, M3 reaches ROC-AUC 0.7844/0.7628 (Chaco/Oriental) versus 0.7817/0.7496 for M2. In 2023 development spatial blocks, M2 is the most robust model (0.6773/0.7470), and M1 does not outperform M2 on cells without history. An independent confirmation holdout retained M2 as the best spatial model (0.6871/0.6621). On the retrospective 2024–2025 test, M3 reaches 0.8021/0.7534 versus 0.5173/0.5564 for the Canadian Forest Fire Weather Index (FWI) and 0.5389/0.4990 for the INPE Risco de Fogo; propagation reaches 0.9039/0.7859. Population-level ignition precision is 0.082 %/0.198 %, confirming that the system is a nowcasting and prioritization tool rather than a stand-alone warning system. The computational contribution lies in the D2 operator, the gated inference policy and the open evaluation harness released as reproducible software.</w:t>
       </w:r>
     </w:p>
     <w:p>

--- a/entregables/title_page.docx
+++ b/entregables/title_page.docx
@@ -744,7 +744,7 @@
         <w:pStyle w:val="FirstParagraph"/>
       </w:pPr>
       <w:r>
-        <w:t xml:space="preserve">La predicción de incendios con aprendizaje automático sufre a menudo fugas espaciales y una transferibilidad limitada de los índices boreales a biomas subtropicales. Presentamos D2, un operador de objetivos computacional que separa formalmente la ignición primaria de la propagación táctica, y un marco de inferencia con gating y evaluación que hace explícitos la construcción del objetivo, el control de fuga y la comparación de modelos. D2 define la ignición como fuego en el día</w:t>
+        <w:t xml:space="preserve">La predicción de incendios con aprendizaje automático suele sufrir fugas espaciales y una transferibilidad limitada de los índices boreales a biomas subtropicales. Para la grilla de 1 km² del Chaco y la Región Oriental del Paraguay (2018–2025), presentamos D2, un operador de objetivos computacional que separa formalmente la ignición primaria de la propagación táctica, y un marco de inferencia con gating y evaluación que hace explícitos la construcción del objetivo, el control de fuga y la comparación de modelos. D2 define la ignición como fuego en el día</w:t>
       </w:r>
       <w:r>
         <w:t xml:space="preserve"> </w:t>
@@ -760,7 +760,7 @@
         <w:t xml:space="preserve"> </w:t>
       </w:r>
       <w:r>
-        <w:t xml:space="preserve">sin fuego a menos de 25 km en el día</w:t>
+        <w:t xml:space="preserve">sin fuego a menos de 25 km en</w:t>
       </w:r>
       <w:r>
         <w:t xml:space="preserve"> </w:t>
@@ -773,7 +773,7 @@
         <w:t xml:space="preserve">t</w:t>
       </w:r>
       <w:r>
-        <w:t xml:space="preserve">−1 y sin fuego en la misma celda en los 10 días previos; la propagación se evalúa a menos de 25 km de un fuego del día</w:t>
+        <w:t xml:space="preserve">−1 ni en la misma celda durante los 10 días previos; la propagación se evalúa a menos de 25 km de un fuego en</w:t>
       </w:r>
       <w:r>
         <w:t xml:space="preserve"> </w:t>
@@ -786,7 +786,7 @@
         <w:t xml:space="preserve">t</w:t>
       </w:r>
       <w:r>
-        <w:t xml:space="preserve">−1. Un gate biofísico elimina celdas-día no combustibles y húmedas. Un modelo híbrido LightGBM (M3) predice ignición sin insumos de fuego del día</w:t>
+        <w:t xml:space="preserve">−1. Un filtro biofísico descarta celdas-día no combustibles o húmedas. Un modelo híbrido LightGBM (M3) predice la ignición sin variables de fuego en</w:t>
       </w:r>
       <w:r>
         <w:t xml:space="preserve"> </w:t>
@@ -799,7 +799,7 @@
         <w:t xml:space="preserve">t</w:t>
       </w:r>
       <w:r>
-        <w:t xml:space="preserve">−1, con M2 como fallback para celdas sin historia y M1 como baseline biofísico. En validación 2023, M3 alcanza ROC-AUC 0.7844/0.7628 (Chaco/Oriental) frente a 0.7817/0.7496 de M2. En bloques espaciales de desarrollo 2023, M2 es el más robusto (0.6773/0.7470) y M1 no supera a M2 en celdas sin historia. Un holdout independiente de confirmación retuvo a M2 como el mejor modelo espacial (0.6871/0.6621). En el test retrospectivo 2024–2025, M3 alcanza 0.8021/0.7534 frente a 0.5173/0.5564 del Canadian Forest Fire Weather Index (FWI) y 0.5389/0.4990 del INPE Risco de Fogo; la propagación alcanza 0.9039/0.7859. La precisión poblacional de ignición es 0.082 %/0.198 %, lo que confirma que el sistema es una herramienta de nowcast y priorización, no un sistema de alerta autónomo. La contribución computacional reside en el operador D2, la política de inferencia con gating y el arnés de evaluación abierto, publicado como software reproducible.</w:t>
+        <w:t xml:space="preserve">−1, empleando M2 como respaldo para celdas sin historia y M1 como línea base biofísica. En la validación de 2023, M3 alcanza ROC-AUC 0.7844/0.7628 (Chaco/Oriental) frente a 0.7817/0.7496 de M2. En bloques espaciales de 2023, M2 es el más robusto (0.6773/0.7470) y M1 no supera a M2 en celdas sin historia. Un holdout independiente de confirmación retuvo también a M2 (0.6871/0.6621). En el test retrospectivo 2024–2025, M3 alcanza 0.8021/0.7534 frente a 0.5173/0.5564 del Canadian Forest Fire Weather Index (FWI) y 0.5389/0.4990 del INPE Risco de Fogo; la propagación alcanza 0.9039/0.7859. La precisión poblacional de ignición es 0.082 %/0.198 %, lo que confirma que el sistema es una herramienta de nowcast y priorización y no un sistema de alerta autónomo. La contribución reside en el operador D2, la inferencia con gating y el arnés de evaluación abiertos, publicados como software reproducible.</w:t>
       </w:r>
     </w:p>
     <w:p>
@@ -817,7 +817,7 @@
         <w:t xml:space="preserve"> </w:t>
       </w:r>
       <w:r>
-        <w:t xml:space="preserve">Incendios forestales; GeoAI; reproducibilidad; validación espacial; LightGBM; Gran Chaco.</w:t>
+        <w:t xml:space="preserve">Nowcasting de incendios; GeoAI; reproducibilidad; validación espacial; LightGBM; Gran Chaco.</w:t>
       </w:r>
     </w:p>
     <w:p>
@@ -842,7 +842,7 @@
         <w:pStyle w:val="FirstParagraph"/>
       </w:pPr>
       <w:r>
-        <w:t xml:space="preserve">Wildfire machine learning often suffers from spatial leakage and the limited transferability of boreal fire-weather indices to subtropical biomes. We introduce D2, a computational target operator that formally separates primary ignition from tactical propagation, and a gated inference and evaluation framework that makes target construction, leakage control and model comparison explicit. D2 defines ignition as fire on day</w:t>
+        <w:t xml:space="preserve">Wildfire machine learning often suffers from spatial leakage and the limited transferability of boreal fire-weather indices to subtropical biomes. For Paraguay’s 1-km² Chaco–Oriental grid (2018–2025), we introduce D2, a computational target operator that formally separates primary ignition from tactical propagation, and a gated inference and evaluation framework that makes target construction, leakage control and model comparison explicit. D2 defines ignition as fire on day</w:t>
       </w:r>
       <w:r>
         <w:t xml:space="preserve"> </w:t>
@@ -897,7 +897,7 @@
         <w:t xml:space="preserve">t</w:t>
       </w:r>
       <w:r>
-        <w:t xml:space="preserve">−1 fire inputs, using M2 as a fallback for cells without history and M1 as a biophysical baseline. On 2023 validation, M3 reaches ROC-AUC 0.7844/0.7628 (Chaco/Oriental) versus 0.7817/0.7496 for M2. In 2023 development spatial blocks, M2 is the most robust model (0.6773/0.7470), and M1 does not outperform M2 on cells without history. An independent confirmation holdout retained M2 as the best spatial model (0.6871/0.6621). On the retrospective 2024–2025 test, M3 reaches 0.8021/0.7534 versus 0.5173/0.5564 for the Canadian Forest Fire Weather Index (FWI) and 0.5389/0.4990 for the INPE Risco de Fogo; propagation reaches 0.9039/0.7859. Population-level ignition precision is 0.082 %/0.198 %, confirming that the system is a nowcasting and prioritization tool rather than a stand-alone warning system. The computational contribution lies in the D2 operator, the gated inference policy and the open evaluation harness released as reproducible software.</w:t>
+        <w:t xml:space="preserve">−1 fire inputs, using M2 as a fallback for cells without history and M1 as a biophysical baseline. On 2023 validation, M3 reaches an area under the receiver operating characteristic curve (ROC-AUC) of 0.7844/0.7628 (Chaco/Oriental) versus 0.7817/0.7496 for M2. In 2023 spatial blocks, M2 is most robust (0.6773/0.7470); M1 does not beat M2 on cells without history. An independent confirmation holdout also retained M2 (0.6871/0.6621). On the retrospective 2024–2025 test, M3 reaches 0.8021/0.7534 versus 0.5173/0.5564 for the Canadian Forest Fire Weather Index (FWI) and 0.5389/0.4990 for the INPE Risco de Fogo; propagation reaches 0.9039/0.7859. Population-level ignition precision is 0.082 %/0.198 %, confirming that the system is a nowcasting and prioritization tool rather than a stand-alone warning system. The contribution lies in the open D2 operator, gated inference and evaluation harness, released as reproducible software.</w:t>
       </w:r>
     </w:p>
     <w:p>

--- a/entregables/title_page.docx
+++ b/entregables/title_page.docx
@@ -655,14 +655,14 @@
       <w:r>
         <w:drawing>
           <wp:inline>
-            <wp:extent cx="5334000" cy="2116996"/>
+            <wp:extent cx="4054501" cy="1621189"/>
             <wp:effectExtent b="0" l="0" r="0" t="0"/>
             <wp:docPr descr="" title="" id="14" name="Picture"/>
             <a:graphic>
               <a:graphicData uri="http://schemas.openxmlformats.org/drawingml/2006/picture">
                 <pic:pic>
                   <pic:nvPicPr>
-                    <pic:cNvPr descr="figuras/graphical_abstract.png" id="15" name="Picture"/>
+                    <pic:cNvPr descr="entregables/figuras/graphical_abstract.png" id="15" name="Picture"/>
                     <pic:cNvPicPr>
                       <a:picLocks noChangeArrowheads="1" noChangeAspect="1"/>
                     </pic:cNvPicPr>
@@ -676,7 +676,7 @@
                   <pic:spPr bwMode="auto">
                     <a:xfrm>
                       <a:off x="0" y="0"/>
-                      <a:ext cx="5334000" cy="2116996"/>
+                      <a:ext cx="4054501" cy="1621189"/>
                     </a:xfrm>
                     <a:prstGeom prst="rect">
                       <a:avLst/>
@@ -799,7 +799,7 @@
         <w:t xml:space="preserve">t</w:t>
       </w:r>
       <w:r>
-        <w:t xml:space="preserve">−1, empleando M2 como respaldo para celdas sin historia y M1 como línea base biofísica. En la validación de 2023, M3 alcanza ROC-AUC 0.7844/0.7628 (Chaco/Oriental) frente a 0.7817/0.7496 de M2. En bloques espaciales de 2023, M2 es el más robusto (0.6773/0.7470) y M1 no supera a M2 en celdas sin historia. Un holdout independiente de confirmación retuvo también a M2 (0.6871/0.6621). En el test retrospectivo 2024–2025, M3 alcanza 0.8021/0.7534 frente a 0.5173/0.5564 del Canadian Forest Fire Weather Index (FWI) y 0.5389/0.4990 del INPE Risco de Fogo; la propagación alcanza 0.9039/0.7859. La precisión poblacional de ignición es 0.082 %/0.198 %, lo que confirma que el sistema es una herramienta de nowcast y priorización y no un sistema de alerta autónomo. La contribución reside en el operador D2, la inferencia con gating y el arnés de evaluación abiertos, publicados como software reproducible.</w:t>
+        <w:t xml:space="preserve">−1, empleando M2 como respaldo para celdas sin historia y M1 como línea base biofísica. En la validación de 2023, M3 alcanza ROC-AUC 0.7844/0.7628 (Chaco/Oriental) frente a 0.7817/0.7496 de M2. En bloques espaciales de 2023, M2 es el más robusto (0.6773/0.7470) y M1 no supera a M2 en celdas sin historia. Un holdout independiente de confirmación retuvo también a M2 (0.6871/0.6621). En el test retrospectivo 2024–2025, M3 alcanza 0.8021/0.7534 frente a 0.5059/0.5611 del Canadian Forest Fire Weather Index (FWI) y 0.5266/0.4973 del INPE Risco de Fogo; la propagación alcanza 0.9039/0.7859. La precisión poblacional de ignición es 0.082 %/0.198 %, lo que confirma que el sistema es una herramienta de nowcast y priorización y no un sistema de alerta autónomo. La contribución reside en el operador D2, la inferencia con gating y el arnés de evaluación abiertos, publicados como software reproducible.</w:t>
       </w:r>
     </w:p>
     <w:p>
@@ -897,7 +897,7 @@
         <w:t xml:space="preserve">t</w:t>
       </w:r>
       <w:r>
-        <w:t xml:space="preserve">−1 fire inputs, using M2 as a fallback for cells without history and M1 as a biophysical baseline. On 2023 validation, M3 reaches an area under the receiver operating characteristic curve (ROC-AUC) of 0.7844/0.7628 (Chaco/Oriental) versus 0.7817/0.7496 for M2. In 2023 spatial blocks, M2 is most robust (0.6773/0.7470); M1 does not beat M2 on cells without history. An independent confirmation holdout also retained M2 (0.6871/0.6621). On the retrospective 2024–2025 test, M3 reaches 0.8021/0.7534 versus 0.5173/0.5564 for the Canadian Forest Fire Weather Index (FWI) and 0.5389/0.4990 for the INPE Risco de Fogo; propagation reaches 0.9039/0.7859. Population-level ignition precision is 0.082 %/0.198 %, confirming that the system is a nowcasting and prioritization tool rather than a stand-alone warning system. The contribution lies in the open D2 operator, gated inference and evaluation harness, released as reproducible software.</w:t>
+        <w:t xml:space="preserve">−1 fire inputs, using M2 as a fallback for cells without history and M1 as a biophysical baseline. On 2023 validation, M3 reaches an area under the receiver operating characteristic curve (ROC-AUC) of 0.7844/0.7628 (Chaco/Oriental) versus 0.7817/0.7496 for M2. In 2023 spatial blocks, M2 is most robust (0.6773/0.7470); M1 does not beat M2 on cells without history. An independent confirmation holdout also retained M2 (0.6871/0.6621). On the retrospective 2024–2025 test, M3 reaches 0.8021/0.7534 versus 0.5059/0.5611 for the Canadian Forest Fire Weather Index (FWI) and 0.5266/0.4973 for the INPE Risco de Fogo; propagation reaches 0.9039/0.7859. Population-level ignition precision is 0.082 %/0.198 %, confirming that the system is a nowcasting and prioritization tool rather than a stand-alone warning system. The contribution lies in the open D2 operator, gated inference and evaluation harness, released as reproducible software.</w:t>
       </w:r>
     </w:p>
     <w:p>
@@ -1225,7 +1225,7 @@
         <w:t xml:space="preserve"> </w:t>
       </w:r>
       <w:r>
-        <w:t xml:space="preserve">2.0.1 (2026-10-28)</w:t>
+        <w:t xml:space="preserve">2.1.0 (2026-10-28)</w:t>
       </w:r>
     </w:p>
     <w:p>
@@ -1484,7 +1484,16 @@
         <w:t xml:space="preserve"> </w:t>
       </w:r>
       <w:r>
-        <w:t xml:space="preserve">y están disponibles en el release v2.0.1 de GitHub bajo licencia CC BY 4.0, además del DOI conceptual de datos (</w:t>
+        <w:t xml:space="preserve">y están archivados en el asset de datos v2.0.1 (</w:t>
+      </w:r>
+      <w:r>
+        <w:rPr>
+          <w:rStyle w:val="VerbatimChar"/>
+        </w:rPr>
+        <w:t xml:space="preserve">Incendios_PY_data_v2.0.1.zip</w:t>
+      </w:r>
+      <w:r>
+        <w:t xml:space="preserve">, 1.18 GB) bajo licencia CC BY 4.0, además del DOI conceptual de datos (</w:t>
       </w:r>
       <w:hyperlink r:id="rId22">
         <w:r>
